--- a/ai_11/dmytro_rud/epic_4/epic_4_report_dmitro_rud.docx
+++ b/ai_11/dmytro_rud/epic_4/epic_4_report_dmitro_rud.docx
@@ -2632,6 +2632,7 @@
           <w:szCs w:val="24"/>
           <w:lang w:val="uk-UA"/>
         </w:rPr>
+        <w:lastRenderedPageBreak/>
         <w:t>Лінійний пошук, мінімум і максимум, сортування вибором</w:t>
       </w:r>
     </w:p>
@@ -4056,6 +4057,7 @@
           <w:szCs w:val="24"/>
           <w:lang w:val="ru-RU"/>
         </w:rPr>
+        <w:lastRenderedPageBreak/>
         <w:drawing>
           <wp:inline distT="0" distB="0" distL="0" distR="0" wp14:anchorId="1B66782F" wp14:editId="451D6C81">
             <wp:extent cx="5733415" cy="6042025"/>
@@ -4112,6 +4114,7 @@
           <w:szCs w:val="24"/>
           <w:lang w:val="ru-RU"/>
         </w:rPr>
+        <w:lastRenderedPageBreak/>
         <w:drawing>
           <wp:inline distT="0" distB="0" distL="0" distR="0" wp14:anchorId="14D86B01" wp14:editId="4D8DCC8B">
             <wp:extent cx="5733415" cy="4330700"/>
@@ -4224,6 +4227,7 @@
           <w:szCs w:val="24"/>
           <w:lang w:val="ru-RU"/>
         </w:rPr>
+        <w:lastRenderedPageBreak/>
         <w:drawing>
           <wp:inline distT="0" distB="0" distL="0" distR="0" wp14:anchorId="62F53520" wp14:editId="7403F945">
             <wp:extent cx="5733415" cy="3401695"/>
@@ -4336,6 +4340,7 @@
           <w:szCs w:val="24"/>
           <w:lang w:val="ru-RU"/>
         </w:rPr>
+        <w:lastRenderedPageBreak/>
         <w:drawing>
           <wp:inline distT="0" distB="0" distL="0" distR="0" wp14:anchorId="6A3836B0" wp14:editId="0996EA5D">
             <wp:extent cx="5733415" cy="3922395"/>
@@ -4460,6 +4465,7 @@
           <w:szCs w:val="24"/>
           <w:lang w:val="ru-RU"/>
         </w:rPr>
+        <w:lastRenderedPageBreak/>
         <w:drawing>
           <wp:inline distT="0" distB="0" distL="0" distR="0" wp14:anchorId="3DA59CD9" wp14:editId="157F0C9F">
             <wp:extent cx="5733415" cy="2610485"/>
@@ -4584,6 +4590,7 @@
           <w:szCs w:val="24"/>
           <w:lang w:val="ru-RU"/>
         </w:rPr>
+        <w:lastRenderedPageBreak/>
         <w:drawing>
           <wp:inline distT="0" distB="0" distL="0" distR="0" wp14:anchorId="3382F63C" wp14:editId="422D18B7">
             <wp:extent cx="5733415" cy="4159250"/>
@@ -4652,6 +4659,7 @@
           <w:szCs w:val="24"/>
           <w:lang w:val="ru-RU"/>
         </w:rPr>
+        <w:lastRenderedPageBreak/>
         <w:drawing>
           <wp:inline distT="0" distB="0" distL="0" distR="0" wp14:anchorId="5719F1CE" wp14:editId="195E5710">
             <wp:extent cx="3833192" cy="6348010"/>
@@ -4720,6 +4728,7 @@
           <w:szCs w:val="24"/>
           <w:lang w:val="ru-RU"/>
         </w:rPr>
+        <w:lastRenderedPageBreak/>
         <w:drawing>
           <wp:inline distT="0" distB="0" distL="0" distR="0" wp14:anchorId="533EB184" wp14:editId="272CF157">
             <wp:extent cx="5471634" cy="6256562"/>
@@ -4776,6 +4785,7 @@
           <w:szCs w:val="24"/>
           <w:lang w:val="ru-RU"/>
         </w:rPr>
+        <w:lastRenderedPageBreak/>
         <w:drawing>
           <wp:inline distT="0" distB="0" distL="0" distR="0" wp14:anchorId="02336F06" wp14:editId="0A36F98C">
             <wp:extent cx="4633362" cy="6218459"/>
@@ -4832,6 +4842,7 @@
           <w:szCs w:val="24"/>
           <w:lang w:val="ru-RU"/>
         </w:rPr>
+        <w:lastRenderedPageBreak/>
         <w:drawing>
           <wp:inline distT="0" distB="0" distL="0" distR="0" wp14:anchorId="7A102475" wp14:editId="5853A0F7">
             <wp:extent cx="4023709" cy="5829805"/>
@@ -4888,6 +4899,7 @@
           <w:szCs w:val="24"/>
           <w:lang w:val="ru-RU"/>
         </w:rPr>
+        <w:lastRenderedPageBreak/>
         <w:drawing>
           <wp:inline distT="0" distB="0" distL="0" distR="0" wp14:anchorId="1B531A32" wp14:editId="5E20AA4F">
             <wp:extent cx="4496190" cy="6256562"/>
@@ -4944,6 +4956,7 @@
           <w:szCs w:val="24"/>
           <w:lang w:val="ru-RU"/>
         </w:rPr>
+        <w:lastRenderedPageBreak/>
         <w:drawing>
           <wp:inline distT="0" distB="0" distL="0" distR="0" wp14:anchorId="263270BE" wp14:editId="781BECE8">
             <wp:extent cx="2476715" cy="6287045"/>
@@ -5214,6 +5227,7 @@
           <w:sz w:val="24"/>
           <w:szCs w:val="24"/>
         </w:rPr>
+        <w:lastRenderedPageBreak/>
         <w:t>Завдання №3 Lab# programming: Lab 4 (варіант 16)</w:t>
       </w:r>
     </w:p>
@@ -5952,6 +5966,7 @@
           <w:sz w:val="24"/>
           <w:szCs w:val="24"/>
         </w:rPr>
+        <w:lastRenderedPageBreak/>
         <w:t>Меню в циклі do-while: показ зображення, статистика, інверсія, віддзеркалення, поворот на 90° і вихід. Кожен пункт має окрему функцію.</w:t>
       </w:r>
     </w:p>
@@ -6903,6 +6918,7 @@
           <w:szCs w:val="18"/>
           <w:lang w:val="uk-UA"/>
         </w:rPr>
+        <w:lastRenderedPageBreak/>
         <w:t xml:space="preserve">        cout &lt;&lt; "Черга порожня.\n";</w:t>
       </w:r>
     </w:p>
@@ -8470,6 +8486,7 @@
           <w:sz w:val="24"/>
           <w:szCs w:val="24"/>
         </w:rPr>
+        <w:lastRenderedPageBreak/>
         <w:t>Завдання №4  Lab# programming: Lab 5 Task 1 (варіант 16)</w:t>
       </w:r>
     </w:p>
@@ -10460,6 +10477,7 @@
         <w:rPr>
           <w:noProof/>
         </w:rPr>
+        <w:lastRenderedPageBreak/>
         <w:drawing>
           <wp:inline distT="0" distB="0" distL="0" distR="0" wp14:anchorId="02C80661" wp14:editId="4EA97AE6">
             <wp:extent cx="3333750" cy="4343400"/>
@@ -11125,6 +11143,7 @@
           <w:szCs w:val="18"/>
           <w:lang w:val="uk-UA"/>
         </w:rPr>
+        <w:lastRenderedPageBreak/>
         <w:t xml:space="preserve">        return 0;</w:t>
       </w:r>
     </w:p>
@@ -12194,6 +12213,7 @@
           <w:szCs w:val="18"/>
           <w:lang w:val="uk-UA"/>
         </w:rPr>
+        <w:lastRenderedPageBreak/>
         <w:t xml:space="preserve">    }</w:t>
       </w:r>
     </w:p>
@@ -13160,6 +13180,7 @@
           <w:szCs w:val="18"/>
           <w:lang w:val="uk-UA"/>
         </w:rPr>
+        <w:lastRenderedPageBreak/>
         <w:t xml:space="preserve">        image[a] = nullptr;</w:t>
       </w:r>
     </w:p>
@@ -14475,6 +14496,7 @@
           <w:szCs w:val="18"/>
           <w:lang w:val="uk-UA"/>
         </w:rPr>
+        <w:lastRenderedPageBreak/>
         <w:t xml:space="preserve">    for(int i = 0;i &lt; rows;i++) {</w:t>
       </w:r>
     </w:p>
@@ -15741,6 +15763,7 @@
           <w:szCs w:val="18"/>
           <w:lang w:val="uk-UA"/>
         </w:rPr>
+        <w:lastRenderedPageBreak/>
         <w:t xml:space="preserve">        for (int j = 0; j &lt; cols; j++) {</w:t>
       </w:r>
     </w:p>
@@ -17011,6 +17034,7 @@
           <w:szCs w:val="18"/>
           <w:lang w:val="uk-UA"/>
         </w:rPr>
+        <w:lastRenderedPageBreak/>
         <w:t xml:space="preserve">                 &lt;&lt; a &lt;&lt; "][" &lt;&lt; b &lt;&lt; "] (0..9): ";</w:t>
       </w:r>
     </w:p>
@@ -18478,7 +18502,7 @@
         <w:rPr>
           <w:lang w:val="uk-UA"/>
         </w:rPr>
-        <w:t>Тестування (усі запуски під AddressSanitizer: помилок памʼяті та витоків немає):</w:t>
+        <w:t>Тестування (помилок памʼяті та витоків немає):</w:t>
       </w:r>
     </w:p>
     <w:tbl>
@@ -18524,6 +18548,7 @@
                 <w:szCs w:val="20"/>
                 <w:lang w:val="uk-UA"/>
               </w:rPr>
+              <w:lastRenderedPageBreak/>
               <w:t>№</w:t>
             </w:r>
           </w:p>
@@ -20239,6 +20264,7 @@
           <w:szCs w:val="18"/>
           <w:lang w:val="uk-UA"/>
         </w:rPr>
+        <w:lastRenderedPageBreak/>
         <w:t xml:space="preserve">        for (int j = 0; j &lt; i; j++) {</w:t>
       </w:r>
     </w:p>
@@ -21314,6 +21340,7 @@
           <w:szCs w:val="18"/>
           <w:lang w:val="uk-UA"/>
         </w:rPr>
+        <w:lastRenderedPageBreak/>
         <w:t xml:space="preserve">    } else if (odd.size() &gt; even.size()) {</w:t>
       </w:r>
     </w:p>
@@ -22407,6 +22434,7 @@
           <w:szCs w:val="18"/>
           <w:lang w:val="uk-UA"/>
         </w:rPr>
+        <w:lastRenderedPageBreak/>
         <w:t xml:space="preserve">        for (int d : jumps) {</w:t>
       </w:r>
     </w:p>
@@ -22954,8 +22982,10 @@
       <w:r>
         <w:rPr>
           <w:rFonts w:ascii="Calibri" w:eastAsia="Calibri" w:hAnsi="Calibri" w:cs="Calibri"/>
-          <w:lang w:val="uk-UA"/>
-        </w:rPr>
+          <w:noProof/>
+          <w:lang w:val="uk-UA"/>
+        </w:rPr>
+        <w:lastRenderedPageBreak/>
         <w:drawing>
           <wp:inline distT="0" distB="0" distL="0" distR="0" wp14:anchorId="7D56CFC0" wp14:editId="01AC2C42">
             <wp:extent cx="5733415" cy="2744470"/>
@@ -23276,7 +23306,7 @@
           <w:szCs w:val="24"/>
           <w:lang w:val="uk-UA"/>
         </w:rPr>
-        <w:t>як спроєктувати алгоритм за ДСТУ ISO 5807 ще до написання коду.</w:t>
+        <w:t>як спроєктувати алгоритм ще до написання коду.</w:t>
       </w:r>
     </w:p>
     <w:sectPr>
